--- a/outputs/07_capstone_research_support.docx
+++ b/outputs/07_capstone_research_support.docx
@@ -3253,7 +3253,7 @@
   <w:docDefaults>
     <w:rPrDefault>
       <w:rPr>
-        <w:rFonts w:asciiTheme="minorHAnsi" w:cstheme="minorBidi" w:eastAsiaTheme="minorEastAsia" w:hAnsiTheme="minorHAnsi"/>
+        <w:rFonts w:ascii="Kallisto" w:cs="Kallisto" w:eastAsia="Kallisto" w:hAnsi="Kallisto"/>
         <w:sz w:val="24"/>
         <w:szCs w:val="24"/>
         <w:lang w:bidi="ar-SA" w:eastAsia="zh-CN" w:val="en-US"/>
@@ -3307,7 +3307,7 @@
       <w:jc w:val="center"/>
     </w:pPr>
     <w:rPr>
-      <w:rFonts w:asciiTheme="majorHAnsi" w:cstheme="majorBidi" w:eastAsiaTheme="majorEastAsia" w:hAnsiTheme="majorHAnsi"/>
+      <w:rFonts w:ascii="Magistral" w:cs="Magistral" w:eastAsia="Magistral" w:hAnsi="Magistral"/>
       <w:sz w:val="56"/>
       <w:szCs w:val="56"/>
     </w:rPr>
@@ -3319,7 +3319,7 @@
     <w:uiPriority w:val="10"/>
     <w:rsid w:val="00A10FD9"/>
     <w:rPr>
-      <w:rFonts w:asciiTheme="majorHAnsi" w:cstheme="majorBidi" w:eastAsiaTheme="majorEastAsia" w:hAnsiTheme="majorHAnsi"/>
+      <w:rFonts w:ascii="Magistral" w:cs="Magistral" w:eastAsia="Magistral" w:hAnsi="Magistral"/>
       <w:sz w:val="56"/>
       <w:szCs w:val="56"/>
     </w:rPr>
@@ -3441,8 +3441,8 @@
       <w:outlineLvl w:val="0"/>
     </w:pPr>
     <w:rPr>
-      <w:rFonts w:asciiTheme="majorHAnsi" w:cstheme="majorBidi" w:eastAsiaTheme="majorEastAsia" w:hAnsiTheme="majorHAnsi"/>
-      <w:color w:themeColor="accent1" w:themeShade="BF" w:val="0F4761"/>
+      <w:rFonts w:ascii="Magistral" w:cs="Magistral" w:eastAsia="Magistral" w:hAnsi="Magistral"/>
+      <w:color w:val="1A2332"/>
       <w:sz w:val="40"/>
       <w:szCs w:val="40"/>
     </w:rPr>
@@ -3464,8 +3464,8 @@
       <w:outlineLvl w:val="1"/>
     </w:pPr>
     <w:rPr>
-      <w:rFonts w:asciiTheme="majorHAnsi" w:cstheme="majorBidi" w:eastAsiaTheme="majorEastAsia" w:hAnsiTheme="majorHAnsi"/>
-      <w:color w:themeColor="accent1" w:themeShade="BF" w:val="0F4761"/>
+      <w:rFonts w:ascii="Magistral" w:cs="Magistral" w:eastAsia="Magistral" w:hAnsi="Magistral"/>
+      <w:color w:val="1A2332"/>
       <w:sz w:val="32"/>
       <w:szCs w:val="32"/>
     </w:rPr>
@@ -3488,7 +3488,7 @@
     </w:pPr>
     <w:rPr>
       <w:rFonts w:cstheme="majorBidi" w:eastAsiaTheme="majorEastAsia"/>
-      <w:color w:themeColor="accent1" w:themeShade="BF" w:val="0F4761"/>
+      <w:color w:val="1A2332"/>
       <w:sz w:val="28"/>
       <w:szCs w:val="28"/>
     </w:rPr>
@@ -3513,7 +3513,7 @@
       <w:rFonts w:cstheme="majorBidi" w:eastAsiaTheme="majorEastAsia"/>
       <w:i/>
       <w:iCs/>
-      <w:color w:themeColor="accent1" w:themeShade="BF" w:val="0F4761"/>
+      <w:color w:val="1A2332"/>
     </w:rPr>
   </w:style>
   <w:style w:styleId="Heading5" w:type="paragraph">
@@ -3534,7 +3534,7 @@
     </w:pPr>
     <w:rPr>
       <w:rFonts w:cstheme="majorBidi" w:eastAsiaTheme="majorEastAsia"/>
-      <w:color w:themeColor="accent1" w:themeShade="BF" w:val="0F4761"/>
+      <w:color w:val="1A2332"/>
     </w:rPr>
   </w:style>
   <w:style w:styleId="Heading6" w:type="paragraph">
@@ -3632,8 +3632,8 @@
     <w:uiPriority w:val="9"/>
     <w:rsid w:val="00A10FD9"/>
     <w:rPr>
-      <w:rFonts w:asciiTheme="majorHAnsi" w:cstheme="majorBidi" w:eastAsiaTheme="majorEastAsia" w:hAnsiTheme="majorHAnsi"/>
-      <w:color w:themeColor="accent1" w:themeShade="BF" w:val="0F4761"/>
+      <w:rFonts w:ascii="Magistral" w:cs="Magistral" w:eastAsia="Magistral" w:hAnsi="Magistral"/>
+      <w:color w:val="1A2332"/>
       <w:sz w:val="40"/>
       <w:szCs w:val="40"/>
     </w:rPr>
@@ -3646,8 +3646,8 @@
     <w:semiHidden/>
     <w:rsid w:val="00A10FD9"/>
     <w:rPr>
-      <w:rFonts w:asciiTheme="majorHAnsi" w:cstheme="majorBidi" w:eastAsiaTheme="majorEastAsia" w:hAnsiTheme="majorHAnsi"/>
-      <w:color w:themeColor="accent1" w:themeShade="BF" w:val="0F4761"/>
+      <w:rFonts w:ascii="Magistral" w:cs="Magistral" w:eastAsia="Magistral" w:hAnsi="Magistral"/>
+      <w:color w:val="1A2332"/>
       <w:sz w:val="32"/>
       <w:szCs w:val="32"/>
     </w:rPr>
@@ -3661,7 +3661,7 @@
     <w:rsid w:val="00A10FD9"/>
     <w:rPr>
       <w:rFonts w:cstheme="majorBidi" w:eastAsiaTheme="majorEastAsia"/>
-      <w:color w:themeColor="accent1" w:themeShade="BF" w:val="0F4761"/>
+      <w:color w:val="1A2332"/>
       <w:sz w:val="28"/>
       <w:szCs w:val="28"/>
     </w:rPr>
@@ -3677,7 +3677,7 @@
       <w:rFonts w:cstheme="majorBidi" w:eastAsiaTheme="majorEastAsia"/>
       <w:i/>
       <w:iCs/>
-      <w:color w:themeColor="accent1" w:themeShade="BF" w:val="0F4761"/>
+      <w:color w:val="1A2332"/>
     </w:rPr>
   </w:style>
   <w:style w:customStyle="1" w:styleId="Heading5Char" w:type="character">
@@ -3689,7 +3689,7 @@
     <w:rsid w:val="00A10FD9"/>
     <w:rPr>
       <w:rFonts w:cstheme="majorBidi" w:eastAsiaTheme="majorEastAsia"/>
-      <w:color w:themeColor="accent1" w:themeShade="BF" w:val="0F4761"/>
+      <w:color w:val="1A2332"/>
     </w:rPr>
   </w:style>
   <w:style w:customStyle="1" w:styleId="Heading6Char" w:type="character">
@@ -3864,7 +3864,7 @@
     <w:name w:val="Verbatim Char"/>
     <w:basedOn w:val="BodyTextChar"/>
     <w:rPr>
-      <w:rFonts w:ascii="Consolas" w:hAnsi="Consolas"/>
+      <w:rFonts w:ascii="Courier Prime" w:hAnsi="Courier Prime"/>
       <w:sz w:val="22"/>
     </w:rPr>
   </w:style>

--- a/outputs/07_capstone_research_support.docx
+++ b/outputs/07_capstone_research_support.docx
@@ -3253,7 +3253,7 @@
   <w:docDefaults>
     <w:rPrDefault>
       <w:rPr>
-        <w:rFonts w:ascii="Kallisto" w:cs="Kallisto" w:eastAsia="Kallisto" w:hAnsi="Kallisto"/>
+        <w:rFonts w:ascii="Magistral" w:cs="Magistral" w:eastAsia="Magistral" w:hAnsi="Magistral"/>
         <w:sz w:val="24"/>
         <w:szCs w:val="24"/>
         <w:lang w:bidi="ar-SA" w:eastAsia="zh-CN" w:val="en-US"/>
@@ -3271,7 +3271,7 @@
     <w:qFormat/>
   </w:style>
   <w:style w:styleId="BodyText" w:type="paragraph">
-    <w:name w:val="Body Text"/>
+    <w:name w:val="AF Body Text Clean"/>
     <w:basedOn w:val="Normal"/>
     <w:link w:val="BodyTextChar"/>
     <w:qFormat/>
@@ -3294,7 +3294,7 @@
     </w:pPr>
   </w:style>
   <w:style w:styleId="Title" w:type="paragraph">
-    <w:name w:val="Title"/>
+    <w:name w:val="AF Title"/>
     <w:basedOn w:val="Normal"/>
     <w:next w:val="BodyText"/>
     <w:link w:val="TitleChar"/>
@@ -3307,7 +3307,7 @@
       <w:jc w:val="center"/>
     </w:pPr>
     <w:rPr>
-      <w:rFonts w:ascii="Magistral" w:cs="Magistral" w:eastAsia="Magistral" w:hAnsi="Magistral"/>
+      <w:rFonts w:ascii="Kallisto" w:cs="Kallisto" w:eastAsia="Kallisto" w:hAnsi="Kallisto"/>
       <w:sz w:val="56"/>
       <w:szCs w:val="56"/>
     </w:rPr>
@@ -3319,7 +3319,7 @@
     <w:uiPriority w:val="10"/>
     <w:rsid w:val="00A10FD9"/>
     <w:rPr>
-      <w:rFonts w:ascii="Magistral" w:cs="Magistral" w:eastAsia="Magistral" w:hAnsi="Magistral"/>
+      <w:rFonts w:ascii="Kallisto" w:cs="Kallisto" w:eastAsia="Kallisto" w:hAnsi="Kallisto"/>
       <w:sz w:val="56"/>
       <w:szCs w:val="56"/>
     </w:rPr>
@@ -3427,7 +3427,7 @@
     <w:rPr/>
   </w:style>
   <w:style w:styleId="Heading1" w:type="paragraph">
-    <w:name w:val="heading 1"/>
+    <w:name w:val="AF Headline"/>
     <w:basedOn w:val="Normal"/>
     <w:next w:val="BodyText"/>
     <w:link w:val="Heading1Char"/>
@@ -3441,14 +3441,14 @@
       <w:outlineLvl w:val="0"/>
     </w:pPr>
     <w:rPr>
-      <w:rFonts w:ascii="Magistral" w:cs="Magistral" w:eastAsia="Magistral" w:hAnsi="Magistral"/>
+      <w:rFonts w:ascii="Kallisto" w:cs="Kallisto" w:eastAsia="Kallisto" w:hAnsi="Kallisto"/>
       <w:color w:val="1A2332"/>
       <w:sz w:val="40"/>
       <w:szCs w:val="40"/>
     </w:rPr>
   </w:style>
   <w:style w:styleId="Heading2" w:type="paragraph">
-    <w:name w:val="heading 2"/>
+    <w:name w:val="AF Subheading"/>
     <w:basedOn w:val="Normal"/>
     <w:next w:val="BodyText"/>
     <w:link w:val="Heading2Char"/>
@@ -3464,14 +3464,14 @@
       <w:outlineLvl w:val="1"/>
     </w:pPr>
     <w:rPr>
-      <w:rFonts w:ascii="Magistral" w:cs="Magistral" w:eastAsia="Magistral" w:hAnsi="Magistral"/>
+      <w:rFonts w:ascii="Kallisto" w:cs="Kallisto" w:eastAsia="Kallisto" w:hAnsi="Kallisto"/>
       <w:color w:val="1A2332"/>
       <w:sz w:val="32"/>
       <w:szCs w:val="32"/>
     </w:rPr>
   </w:style>
   <w:style w:styleId="Heading3" w:type="paragraph">
-    <w:name w:val="heading 3"/>
+    <w:name w:val="AF Subheading"/>
     <w:basedOn w:val="Normal"/>
     <w:next w:val="BodyText"/>
     <w:link w:val="Heading3Char"/>
@@ -3632,7 +3632,7 @@
     <w:uiPriority w:val="9"/>
     <w:rsid w:val="00A10FD9"/>
     <w:rPr>
-      <w:rFonts w:ascii="Magistral" w:cs="Magistral" w:eastAsia="Magistral" w:hAnsi="Magistral"/>
+      <w:rFonts w:ascii="Kallisto" w:cs="Kallisto" w:eastAsia="Kallisto" w:hAnsi="Kallisto"/>
       <w:color w:val="1A2332"/>
       <w:sz w:val="40"/>
       <w:szCs w:val="40"/>
@@ -3646,7 +3646,7 @@
     <w:semiHidden/>
     <w:rsid w:val="00A10FD9"/>
     <w:rPr>
-      <w:rFonts w:ascii="Magistral" w:cs="Magistral" w:eastAsia="Magistral" w:hAnsi="Magistral"/>
+      <w:rFonts w:ascii="Kallisto" w:cs="Kallisto" w:eastAsia="Kallisto" w:hAnsi="Kallisto"/>
       <w:color w:val="1A2332"/>
       <w:sz w:val="32"/>
       <w:szCs w:val="32"/>
@@ -3745,7 +3745,7 @@
     </w:rPr>
   </w:style>
   <w:style w:styleId="BlockText" w:type="paragraph">
-    <w:name w:val="Block Text"/>
+    <w:name w:val="AF Pull Quote"/>
     <w:basedOn w:val="BodyText"/>
     <w:next w:val="BodyText"/>
     <w:uiPriority w:val="9"/>
@@ -3823,7 +3823,7 @@
     <w:basedOn w:val="Normal"/>
   </w:style>
   <w:style w:styleId="Caption" w:type="paragraph">
-    <w:name w:val="Caption"/>
+    <w:name w:val="AF Caption"/>
     <w:basedOn w:val="Normal"/>
     <w:link w:val="BodyTextChar"/>
     <w:pPr>
@@ -3861,7 +3861,7 @@
     <w:link w:val="BodyText"/>
   </w:style>
   <w:style w:customStyle="1" w:styleId="VerbatimChar" w:type="character">
-    <w:name w:val="Verbatim Char"/>
+    <w:name w:val="AF Inline Code"/>
     <w:basedOn w:val="BodyTextChar"/>
     <w:rPr>
       <w:rFonts w:ascii="Courier Prime" w:hAnsi="Courier Prime"/>

--- a/outputs/07_capstone_research_support.docx
+++ b/outputs/07_capstone_research_support.docx
@@ -3280,13 +3280,13 @@
     </w:pPr>
   </w:style>
   <w:style w:customStyle="1" w:styleId="FirstParagraph" w:type="paragraph">
-    <w:name w:val="First Paragraph"/>
+    <w:name w:val="AF Body Text Clean"/>
     <w:basedOn w:val="BodyText"/>
     <w:next w:val="BodyText"/>
     <w:qFormat/>
   </w:style>
   <w:style w:customStyle="1" w:styleId="Compact" w:type="paragraph">
-    <w:name w:val="Compact"/>
+    <w:name w:val="AF Body Text Clean"/>
     <w:basedOn w:val="BodyText"/>
     <w:qFormat/>
     <w:pPr>
@@ -3905,7 +3905,7 @@
     </w:rPr>
   </w:style>
   <w:style w:type="paragraph" w:customStyle="1" w:styleId="SourceCode">
-    <w:name w:val="Source Code"/>
+    <w:name w:val="AF Body Text Typewriter"/>
     <w:basedOn w:val="Normal"/>
     <w:link w:val="VerbatimChar"/>
     <w:pPr>

--- a/outputs/07_capstone_research_support.docx
+++ b/outputs/07_capstone_research_support.docx
@@ -3253,7 +3253,7 @@
   <w:docDefaults>
     <w:rPrDefault>
       <w:rPr>
-        <w:rFonts w:ascii="Magistral" w:cs="Magistral" w:eastAsia="Magistral" w:hAnsi="Magistral"/>
+        <w:rFonts w:ascii="Georgia" w:cs="Georgia" w:eastAsia="Georgia" w:hAnsi="Georgia"/>
         <w:sz w:val="24"/>
         <w:szCs w:val="24"/>
         <w:lang w:bidi="ar-SA" w:eastAsia="zh-CN" w:val="en-US"/>
@@ -3307,7 +3307,7 @@
       <w:jc w:val="center"/>
     </w:pPr>
     <w:rPr>
-      <w:rFonts w:ascii="Kallisto" w:cs="Kallisto" w:eastAsia="Kallisto" w:hAnsi="Kallisto"/>
+      <w:rFonts w:ascii="Arial Narrow" w:cs="Arial Narrow" w:eastAsia="Arial Narrow" w:hAnsi="Arial Narrow"/>
       <w:sz w:val="56"/>
       <w:szCs w:val="56"/>
     </w:rPr>
@@ -3319,7 +3319,7 @@
     <w:uiPriority w:val="10"/>
     <w:rsid w:val="00A10FD9"/>
     <w:rPr>
-      <w:rFonts w:ascii="Kallisto" w:cs="Kallisto" w:eastAsia="Kallisto" w:hAnsi="Kallisto"/>
+      <w:rFonts w:ascii="Arial Narrow" w:cs="Arial Narrow" w:eastAsia="Arial Narrow" w:hAnsi="Arial Narrow"/>
       <w:sz w:val="56"/>
       <w:szCs w:val="56"/>
     </w:rPr>
@@ -3427,7 +3427,7 @@
     <w:rPr/>
   </w:style>
   <w:style w:styleId="Heading1" w:type="paragraph">
-    <w:name w:val="AF Headline"/>
+    <w:name w:val="AF Title"/>
     <w:basedOn w:val="Normal"/>
     <w:next w:val="BodyText"/>
     <w:link w:val="Heading1Char"/>
@@ -3441,14 +3441,14 @@
       <w:outlineLvl w:val="0"/>
     </w:pPr>
     <w:rPr>
-      <w:rFonts w:ascii="Kallisto" w:cs="Kallisto" w:eastAsia="Kallisto" w:hAnsi="Kallisto"/>
+      <w:rFonts w:ascii="Arial Narrow" w:cs="Arial Narrow" w:eastAsia="Arial Narrow" w:hAnsi="Arial Narrow"/>
       <w:color w:val="1A2332"/>
       <w:sz w:val="40"/>
       <w:szCs w:val="40"/>
     </w:rPr>
   </w:style>
   <w:style w:styleId="Heading2" w:type="paragraph">
-    <w:name w:val="AF Subheading"/>
+    <w:name w:val="AF Headline"/>
     <w:basedOn w:val="Normal"/>
     <w:next w:val="BodyText"/>
     <w:link w:val="Heading2Char"/>
@@ -3464,7 +3464,7 @@
       <w:outlineLvl w:val="1"/>
     </w:pPr>
     <w:rPr>
-      <w:rFonts w:ascii="Kallisto" w:cs="Kallisto" w:eastAsia="Kallisto" w:hAnsi="Kallisto"/>
+      <w:rFonts w:ascii="Arial Narrow" w:cs="Arial Narrow" w:eastAsia="Arial Narrow" w:hAnsi="Arial Narrow"/>
       <w:color w:val="1A2332"/>
       <w:sz w:val="32"/>
       <w:szCs w:val="32"/>
@@ -3494,7 +3494,7 @@
     </w:rPr>
   </w:style>
   <w:style w:styleId="Heading4" w:type="paragraph">
-    <w:name w:val="heading 4"/>
+    <w:name w:val="AF Heading Soft"/>
     <w:basedOn w:val="Normal"/>
     <w:next w:val="BodyText"/>
     <w:link w:val="Heading4Char"/>
@@ -3517,7 +3517,7 @@
     </w:rPr>
   </w:style>
   <w:style w:styleId="Heading5" w:type="paragraph">
-    <w:name w:val="heading 5"/>
+    <w:name w:val="AF Heading 6"/>
     <w:basedOn w:val="Normal"/>
     <w:next w:val="BodyText"/>
     <w:link w:val="Heading5Char"/>
@@ -3632,7 +3632,7 @@
     <w:uiPriority w:val="9"/>
     <w:rsid w:val="00A10FD9"/>
     <w:rPr>
-      <w:rFonts w:ascii="Kallisto" w:cs="Kallisto" w:eastAsia="Kallisto" w:hAnsi="Kallisto"/>
+      <w:rFonts w:ascii="Arial Narrow" w:cs="Arial Narrow" w:eastAsia="Arial Narrow" w:hAnsi="Arial Narrow"/>
       <w:color w:val="1A2332"/>
       <w:sz w:val="40"/>
       <w:szCs w:val="40"/>
@@ -3646,7 +3646,7 @@
     <w:semiHidden/>
     <w:rsid w:val="00A10FD9"/>
     <w:rPr>
-      <w:rFonts w:ascii="Kallisto" w:cs="Kallisto" w:eastAsia="Kallisto" w:hAnsi="Kallisto"/>
+      <w:rFonts w:ascii="Arial Narrow" w:cs="Arial Narrow" w:eastAsia="Arial Narrow" w:hAnsi="Arial Narrow"/>
       <w:color w:val="1A2332"/>
       <w:sz w:val="32"/>
       <w:szCs w:val="32"/>
@@ -3864,7 +3864,7 @@
     <w:name w:val="AF Inline Code"/>
     <w:basedOn w:val="BodyTextChar"/>
     <w:rPr>
-      <w:rFonts w:ascii="Courier Prime" w:hAnsi="Courier Prime"/>
+      <w:rFonts w:ascii="Courier New" w:hAnsi="Courier New"/>
       <w:sz w:val="22"/>
     </w:rPr>
   </w:style>
